--- a/SISTEMA WEB/ayni/1. INICIO/MANUAL/Lista de verificación.docx
+++ b/SISTEMA WEB/ayni/1. INICIO/MANUAL/Lista de verificación.docx
@@ -31,7 +31,7 @@
         <w:pStyle w:val="Date"/>
       </w:pPr>
       <w:r>
-        <w:t xml:space="preserve">21 de octubre de 2026</w:t>
+        <w:t xml:space="preserve">22 de octubre de 2026</w:t>
       </w:r>
     </w:p>
     <w:sdt>

--- a/SISTEMA WEB/ayni/1. INICIO/MANUAL/Lista de verificación.docx
+++ b/SISTEMA WEB/ayni/1. INICIO/MANUAL/Lista de verificación.docx
@@ -31,7 +31,7 @@
         <w:pStyle w:val="Date"/>
       </w:pPr>
       <w:r>
-        <w:t xml:space="preserve">22 de octubre de 2026</w:t>
+        <w:t xml:space="preserve">25 de octubre de 2026</w:t>
       </w:r>
     </w:p>
     <w:sdt>
